--- a/HealthLedgerAI/scholarship application/Bewerber_Fragebogen_2021_MP_AUSGEFUELLT.docx
+++ b/HealthLedgerAI/scholarship application/Bewerber_Fragebogen_2021_MP_AUSGEFUELLT.docx
@@ -12049,7 +12049,7 @@
         <w:rPr>
           <w:b/>
         </w:rPr>
-        <w:t xml:space="preserve"> → ja</w:t>
+        <w:t xml:space="preserve"> → nein (freiwilliges Praktikum)</w:t>
       </w:r>
     </w:p>
     <w:p>
